--- a/hidromel/exame-julgamento/Mead-proctor-instructions-pt-br-1.docx
+++ b/hidromel/exame-julgamento/Mead-proctor-instructions-pt-br-1.docx
@@ -337,103 +337,91 @@
           <w:sz w:val="22"/>
           <w:szCs w:val="22"/>
         </w:rPr>
-        <w:t xml:space="preserve">Há apenas duas ocasiões em que o BJCP vê oficialmente as </w:t>
-      </w:r>
-      <w:r>
-        <w:rPr>
-          <w:rFonts w:ascii="Arial" w:hAnsi="Arial" w:cs="Arial"/>
-          <w:sz w:val="22"/>
-          <w:szCs w:val="22"/>
-        </w:rPr>
-        <w:t>súmulas</w:t>
-      </w:r>
-      <w:r>
-        <w:rPr>
-          <w:rFonts w:ascii="Arial" w:hAnsi="Arial" w:cs="Arial"/>
-          <w:sz w:val="22"/>
-          <w:szCs w:val="22"/>
-        </w:rPr>
-        <w:t xml:space="preserve"> de pontuação que você gera; a primeira é quando você faz o exame e a segunda é quando você se voluntaria para ajudar a supervisionar</w:t>
-      </w:r>
-      <w:r>
-        <w:rPr>
-          <w:rFonts w:ascii="Arial" w:hAnsi="Arial" w:cs="Arial"/>
-          <w:sz w:val="22"/>
-          <w:szCs w:val="22"/>
-        </w:rPr>
-        <w:t>/ser Proctor de</w:t>
-      </w:r>
-      <w:r>
-        <w:rPr>
-          <w:rFonts w:ascii="Arial" w:hAnsi="Arial" w:cs="Arial"/>
-          <w:sz w:val="22"/>
-          <w:szCs w:val="22"/>
-        </w:rPr>
-        <w:t xml:space="preserve"> um exame </w:t>
-      </w:r>
-      <w:r>
-        <w:rPr>
-          <w:rFonts w:ascii="Arial" w:hAnsi="Arial" w:cs="Arial"/>
-          <w:sz w:val="22"/>
-          <w:szCs w:val="22"/>
-        </w:rPr>
-        <w:t xml:space="preserve">do </w:t>
-      </w:r>
-      <w:r>
-        <w:rPr>
-          <w:rFonts w:ascii="Arial" w:hAnsi="Arial" w:cs="Arial"/>
-          <w:sz w:val="22"/>
-          <w:szCs w:val="22"/>
-        </w:rPr>
-        <w:t xml:space="preserve">BJCP. Em troca de julgar as </w:t>
-      </w:r>
-      <w:r>
-        <w:rPr>
-          <w:rFonts w:ascii="Arial" w:hAnsi="Arial" w:cs="Arial"/>
-          <w:sz w:val="22"/>
-          <w:szCs w:val="22"/>
-        </w:rPr>
-        <w:t>hidromel</w:t>
-      </w:r>
-      <w:r>
-        <w:rPr>
-          <w:rFonts w:ascii="Arial" w:hAnsi="Arial" w:cs="Arial"/>
-          <w:sz w:val="22"/>
-          <w:szCs w:val="22"/>
-        </w:rPr>
-        <w:t xml:space="preserve">s do exame você recebe pontos de experiência, em troca o BJCP espera uma </w:t>
-      </w:r>
-      <w:r>
-        <w:rPr>
-          <w:rFonts w:ascii="Arial" w:hAnsi="Arial" w:cs="Arial"/>
-          <w:sz w:val="22"/>
-          <w:szCs w:val="22"/>
-        </w:rPr>
-        <w:t>súmula</w:t>
-      </w:r>
-      <w:r>
-        <w:rPr>
-          <w:rFonts w:ascii="Arial" w:hAnsi="Arial" w:cs="Arial"/>
-          <w:sz w:val="22"/>
-          <w:szCs w:val="22"/>
-        </w:rPr>
-        <w:t xml:space="preserve"> muito completa. O BJCP reserva o direito de reter alguns ou todos os pontos de experiência se você não fornecer um conjunto adequado de </w:t>
-      </w:r>
-      <w:r>
-        <w:rPr>
-          <w:rFonts w:ascii="Arial" w:hAnsi="Arial" w:cs="Arial"/>
-          <w:sz w:val="22"/>
-          <w:szCs w:val="22"/>
-        </w:rPr>
-        <w:t>súmulas</w:t>
-      </w:r>
-      <w:r>
-        <w:rPr>
-          <w:rFonts w:ascii="Arial" w:hAnsi="Arial" w:cs="Arial"/>
-          <w:sz w:val="22"/>
-          <w:szCs w:val="22"/>
-        </w:rPr>
-        <w:t>.</w:t>
+        <w:t>Há apenas duas ocasiões em que o BJCP vê oficialmente as súmulas de pontuação que você gera; a primeira é quando você faz o exame e a segunda é quando você se voluntaria para ajudar a supervisionar/ser Proctor de um exame do BJCP. Em troca de julgar as hidroméis do exame você recebe pontos de experiência, em troca o BJCP espera uma súmula muito completa. O BJCP reserva o direito de reter alguns ou todos os pontos de experiência se você não fornecer um conjunto adequado de súmulas.</w:t>
+      </w:r>
+      <w:r>
+        <w:rPr>
+          <w:rFonts w:ascii="Arial" w:hAnsi="Arial" w:cs="Arial"/>
+          <w:sz w:val="22"/>
+          <w:szCs w:val="22"/>
+        </w:rPr>
+      </w:r>
+      <w:r>
+        <w:rPr>
+          <w:rFonts w:ascii="Arial" w:hAnsi="Arial" w:cs="Arial"/>
+          <w:sz w:val="22"/>
+          <w:szCs w:val="22"/>
+        </w:rPr>
+      </w:r>
+      <w:r>
+        <w:rPr>
+          <w:rFonts w:ascii="Arial" w:hAnsi="Arial" w:cs="Arial"/>
+          <w:sz w:val="22"/>
+          <w:szCs w:val="22"/>
+        </w:rPr>
+      </w:r>
+      <w:r>
+        <w:rPr>
+          <w:rFonts w:ascii="Arial" w:hAnsi="Arial" w:cs="Arial"/>
+          <w:sz w:val="22"/>
+          <w:szCs w:val="22"/>
+        </w:rPr>
+      </w:r>
+      <w:r>
+        <w:rPr>
+          <w:rFonts w:ascii="Arial" w:hAnsi="Arial" w:cs="Arial"/>
+          <w:sz w:val="22"/>
+          <w:szCs w:val="22"/>
+        </w:rPr>
+      </w:r>
+      <w:r>
+        <w:rPr>
+          <w:rFonts w:ascii="Arial" w:hAnsi="Arial" w:cs="Arial"/>
+          <w:sz w:val="22"/>
+          <w:szCs w:val="22"/>
+        </w:rPr>
+      </w:r>
+      <w:r>
+        <w:rPr>
+          <w:rFonts w:ascii="Arial" w:hAnsi="Arial" w:cs="Arial"/>
+          <w:sz w:val="22"/>
+          <w:szCs w:val="22"/>
+        </w:rPr>
+      </w:r>
+      <w:r>
+        <w:rPr>
+          <w:rFonts w:ascii="Arial" w:hAnsi="Arial" w:cs="Arial"/>
+          <w:sz w:val="22"/>
+          <w:szCs w:val="22"/>
+        </w:rPr>
+      </w:r>
+      <w:r>
+        <w:rPr>
+          <w:rFonts w:ascii="Arial" w:hAnsi="Arial" w:cs="Arial"/>
+          <w:sz w:val="22"/>
+          <w:szCs w:val="22"/>
+        </w:rPr>
+      </w:r>
+      <w:r>
+        <w:rPr>
+          <w:rFonts w:ascii="Arial" w:hAnsi="Arial" w:cs="Arial"/>
+          <w:sz w:val="22"/>
+          <w:szCs w:val="22"/>
+        </w:rPr>
+      </w:r>
+      <w:r>
+        <w:rPr>
+          <w:rFonts w:ascii="Arial" w:hAnsi="Arial" w:cs="Arial"/>
+          <w:sz w:val="22"/>
+          <w:szCs w:val="22"/>
+        </w:rPr>
+      </w:r>
+      <w:r>
+        <w:rPr>
+          <w:rFonts w:ascii="Arial" w:hAnsi="Arial" w:cs="Arial"/>
+          <w:sz w:val="22"/>
+          <w:szCs w:val="22"/>
+        </w:rPr>
       </w:r>
     </w:p>
     <w:p>
@@ -465,383 +453,336 @@
           <w:sz w:val="22"/>
           <w:szCs w:val="22"/>
         </w:rPr>
-        <w:t>C</w:t>
-      </w:r>
-      <w:r>
-        <w:rPr>
-          <w:rFonts w:ascii="Arial" w:hAnsi="Arial" w:cs="Arial"/>
-          <w:sz w:val="22"/>
-          <w:szCs w:val="22"/>
-        </w:rPr>
-        <w:t xml:space="preserve">omo </w:t>
-      </w:r>
-      <w:r>
-        <w:rPr>
-          <w:rFonts w:ascii="Arial" w:hAnsi="Arial" w:cs="Arial"/>
-          <w:sz w:val="22"/>
-          <w:szCs w:val="22"/>
-        </w:rPr>
-        <w:t>P</w:t>
-      </w:r>
-      <w:r>
-        <w:rPr>
-          <w:rFonts w:ascii="Arial" w:hAnsi="Arial" w:cs="Arial"/>
-          <w:sz w:val="22"/>
-          <w:szCs w:val="22"/>
-        </w:rPr>
-        <w:t>roctor</w:t>
-      </w:r>
-      <w:r>
-        <w:rPr>
-          <w:rFonts w:ascii="Arial" w:hAnsi="Arial" w:cs="Arial"/>
-          <w:sz w:val="22"/>
-          <w:szCs w:val="22"/>
-        </w:rPr>
-        <w:t>,</w:t>
-      </w:r>
-      <w:r>
-        <w:rPr>
-          <w:rFonts w:ascii="Arial" w:hAnsi="Arial" w:cs="Arial"/>
-          <w:sz w:val="22"/>
-          <w:szCs w:val="22"/>
-        </w:rPr>
-        <w:t xml:space="preserve"> você</w:t>
-      </w:r>
-      <w:r>
-        <w:rPr>
-          <w:rFonts w:ascii="Arial" w:hAnsi="Arial" w:cs="Arial"/>
-          <w:sz w:val="22"/>
-          <w:szCs w:val="22"/>
-        </w:rPr>
-        <w:t xml:space="preserve"> pode usar as </w:t>
-      </w:r>
-      <w:r>
-        <w:rPr>
-          <w:rFonts w:ascii="Arial" w:hAnsi="Arial" w:cs="Arial"/>
-          <w:sz w:val="22"/>
-          <w:szCs w:val="22"/>
-        </w:rPr>
-        <w:t>D</w:t>
-      </w:r>
-      <w:r>
-        <w:rPr>
-          <w:rFonts w:ascii="Arial" w:hAnsi="Arial" w:cs="Arial"/>
-          <w:sz w:val="22"/>
-          <w:szCs w:val="22"/>
-        </w:rPr>
-        <w:t xml:space="preserve">iretrizes de </w:t>
-      </w:r>
-      <w:r>
-        <w:rPr>
-          <w:rFonts w:ascii="Arial" w:hAnsi="Arial" w:cs="Arial"/>
-          <w:sz w:val="22"/>
-          <w:szCs w:val="22"/>
-        </w:rPr>
-        <w:t>E</w:t>
-      </w:r>
-      <w:r>
-        <w:rPr>
-          <w:rFonts w:ascii="Arial" w:hAnsi="Arial" w:cs="Arial"/>
-          <w:sz w:val="22"/>
-          <w:szCs w:val="22"/>
-        </w:rPr>
-        <w:t xml:space="preserve">stilo, enquanto os </w:t>
-      </w:r>
-      <w:r>
-        <w:rPr>
-          <w:rFonts w:ascii="Arial" w:hAnsi="Arial" w:cs="Arial"/>
-          <w:sz w:val="22"/>
-          <w:szCs w:val="22"/>
-        </w:rPr>
-        <w:t>Candidatos</w:t>
-      </w:r>
-      <w:r>
-        <w:rPr>
-          <w:rFonts w:ascii="Arial" w:hAnsi="Arial" w:cs="Arial"/>
-          <w:sz w:val="22"/>
-          <w:szCs w:val="22"/>
-        </w:rPr>
-        <w:t xml:space="preserve"> não. Use as </w:t>
-      </w:r>
-      <w:r>
-        <w:rPr>
-          <w:rFonts w:ascii="Arial" w:hAnsi="Arial" w:cs="Arial"/>
-          <w:sz w:val="22"/>
-          <w:szCs w:val="22"/>
-        </w:rPr>
-        <w:t>D</w:t>
-      </w:r>
-      <w:r>
-        <w:rPr>
-          <w:rFonts w:ascii="Arial" w:hAnsi="Arial" w:cs="Arial"/>
-          <w:sz w:val="22"/>
-          <w:szCs w:val="22"/>
-        </w:rPr>
-        <w:t xml:space="preserve">iretrizes de </w:t>
-      </w:r>
-      <w:r>
-        <w:rPr>
-          <w:rFonts w:ascii="Arial" w:hAnsi="Arial" w:cs="Arial"/>
-          <w:sz w:val="22"/>
-          <w:szCs w:val="22"/>
-        </w:rPr>
-        <w:t>E</w:t>
-      </w:r>
-      <w:r>
-        <w:rPr>
-          <w:rFonts w:ascii="Arial" w:hAnsi="Arial" w:cs="Arial"/>
-          <w:sz w:val="22"/>
-          <w:szCs w:val="22"/>
-        </w:rPr>
-        <w:t xml:space="preserve">stilo para se certificar de que você está descrevendo a </w:t>
-      </w:r>
-      <w:r>
-        <w:rPr>
-          <w:rFonts w:ascii="Arial" w:hAnsi="Arial" w:cs="Arial"/>
-          <w:sz w:val="22"/>
-          <w:szCs w:val="22"/>
-        </w:rPr>
-        <w:t>hidromel</w:t>
-      </w:r>
-      <w:r>
-        <w:rPr>
-          <w:rFonts w:ascii="Arial" w:hAnsi="Arial" w:cs="Arial"/>
-          <w:sz w:val="22"/>
-          <w:szCs w:val="22"/>
-        </w:rPr>
-        <w:t xml:space="preserve"> versus as diretrizes atuais, não versus sua lembrança </w:t>
-      </w:r>
-      <w:r>
-        <w:rPr>
-          <w:rFonts w:ascii="Arial" w:hAnsi="Arial" w:cs="Arial"/>
-          <w:sz w:val="22"/>
-          <w:szCs w:val="22"/>
-        </w:rPr>
-        <w:t>possivelmente</w:t>
-      </w:r>
-      <w:r>
-        <w:rPr>
-          <w:rFonts w:ascii="Arial" w:hAnsi="Arial" w:cs="Arial"/>
-          <w:sz w:val="22"/>
-          <w:szCs w:val="22"/>
-        </w:rPr>
-        <w:t xml:space="preserve"> defeituosa do estilo. Com exceção das </w:t>
-      </w:r>
-      <w:r>
-        <w:rPr>
-          <w:rFonts w:ascii="Arial" w:hAnsi="Arial" w:cs="Arial"/>
-          <w:sz w:val="22"/>
-          <w:szCs w:val="22"/>
-        </w:rPr>
-        <w:t>D</w:t>
-      </w:r>
-      <w:r>
-        <w:rPr>
-          <w:rFonts w:ascii="Arial" w:hAnsi="Arial" w:cs="Arial"/>
-          <w:sz w:val="22"/>
-          <w:szCs w:val="22"/>
-        </w:rPr>
-        <w:t xml:space="preserve">iretrizes de </w:t>
-      </w:r>
-      <w:r>
-        <w:rPr>
-          <w:rFonts w:ascii="Arial" w:hAnsi="Arial" w:cs="Arial"/>
-          <w:sz w:val="22"/>
-          <w:szCs w:val="22"/>
-        </w:rPr>
-        <w:t>E</w:t>
-      </w:r>
-      <w:r>
-        <w:rPr>
-          <w:rFonts w:ascii="Arial" w:hAnsi="Arial" w:cs="Arial"/>
-          <w:sz w:val="22"/>
-          <w:szCs w:val="22"/>
-        </w:rPr>
-        <w:t xml:space="preserve">stilo, você deve julgar </w:t>
-      </w:r>
-      <w:r>
-        <w:rPr>
-          <w:rFonts w:ascii="Arial" w:hAnsi="Arial" w:cs="Arial"/>
-          <w:sz w:val="22"/>
-          <w:szCs w:val="22"/>
-        </w:rPr>
-        <w:t>o</w:t>
-      </w:r>
-      <w:r>
-        <w:rPr>
-          <w:rFonts w:ascii="Arial" w:hAnsi="Arial" w:cs="Arial"/>
-          <w:sz w:val="22"/>
-          <w:szCs w:val="22"/>
-        </w:rPr>
-        <w:t xml:space="preserve">s </w:t>
-      </w:r>
-      <w:r>
-        <w:rPr>
-          <w:rFonts w:ascii="Arial" w:hAnsi="Arial" w:cs="Arial"/>
-          <w:sz w:val="22"/>
-          <w:szCs w:val="22"/>
-        </w:rPr>
-        <w:t>hidroméis</w:t>
-      </w:r>
-      <w:r>
-        <w:rPr>
-          <w:rFonts w:ascii="Arial" w:hAnsi="Arial" w:cs="Arial"/>
-          <w:sz w:val="22"/>
-          <w:szCs w:val="22"/>
-        </w:rPr>
-        <w:t xml:space="preserve"> com as mesmas informações </w:t>
-      </w:r>
-      <w:r>
-        <w:rPr>
-          <w:rFonts w:ascii="Arial" w:hAnsi="Arial" w:cs="Arial"/>
-          <w:sz w:val="22"/>
-          <w:szCs w:val="22"/>
-        </w:rPr>
-        <w:t>d</w:t>
-      </w:r>
-      <w:r>
-        <w:rPr>
-          <w:rFonts w:ascii="Arial" w:hAnsi="Arial" w:cs="Arial"/>
-          <w:sz w:val="22"/>
-          <w:szCs w:val="22"/>
-        </w:rPr>
-        <w:t xml:space="preserve">os </w:t>
-      </w:r>
-      <w:r>
-        <w:rPr>
-          <w:rFonts w:ascii="Arial" w:hAnsi="Arial" w:cs="Arial"/>
-          <w:sz w:val="22"/>
-          <w:szCs w:val="22"/>
-        </w:rPr>
-        <w:t>Candidatos</w:t>
-      </w:r>
-      <w:r>
-        <w:rPr>
-          <w:rFonts w:ascii="Arial" w:hAnsi="Arial" w:cs="Arial"/>
-          <w:sz w:val="22"/>
-          <w:szCs w:val="22"/>
-        </w:rPr>
-        <w:t xml:space="preserve"> </w:t>
-      </w:r>
-      <w:r>
-        <w:rPr>
-          <w:rFonts w:ascii="Arial" w:hAnsi="Arial" w:cs="Arial"/>
-          <w:sz w:val="22"/>
-          <w:szCs w:val="22"/>
-        </w:rPr>
-        <w:t>– apenas o estilo d</w:t>
-      </w:r>
-      <w:r>
-        <w:rPr>
-          <w:rFonts w:ascii="Arial" w:hAnsi="Arial" w:cs="Arial"/>
-          <w:sz w:val="22"/>
-          <w:szCs w:val="22"/>
-        </w:rPr>
-        <w:t>o</w:t>
-      </w:r>
-      <w:r>
-        <w:rPr>
-          <w:rFonts w:ascii="Arial" w:hAnsi="Arial" w:cs="Arial"/>
-          <w:sz w:val="22"/>
-          <w:szCs w:val="22"/>
-        </w:rPr>
-        <w:t xml:space="preserve"> </w:t>
-      </w:r>
-      <w:r>
-        <w:rPr>
-          <w:rFonts w:ascii="Arial" w:hAnsi="Arial" w:cs="Arial"/>
-          <w:sz w:val="22"/>
-          <w:szCs w:val="22"/>
-        </w:rPr>
-        <w:t>hidrome</w:t>
-      </w:r>
-      <w:r>
-        <w:rPr>
-          <w:rFonts w:ascii="Arial" w:hAnsi="Arial" w:cs="Arial"/>
-          <w:sz w:val="22"/>
-          <w:szCs w:val="22"/>
-        </w:rPr>
-        <w:t xml:space="preserve">l, </w:t>
-      </w:r>
-      <w:r>
-        <w:rPr>
-          <w:rFonts w:ascii="Arial" w:hAnsi="Arial" w:cs="Arial"/>
-          <w:sz w:val="22"/>
-          <w:szCs w:val="22"/>
-        </w:rPr>
-        <w:t>o nome da subcategoria</w:t>
-      </w:r>
-      <w:r>
-        <w:rPr>
-          <w:rFonts w:ascii="Arial" w:hAnsi="Arial" w:cs="Arial"/>
-          <w:sz w:val="22"/>
-          <w:szCs w:val="22"/>
-        </w:rPr>
-        <w:t>, carbonatação, dulçor, força alcoólica, variedade de mel e ingredients especiais se houverm.</w:t>
-      </w:r>
-      <w:r>
-        <w:rPr>
-          <w:rFonts w:ascii="Arial" w:hAnsi="Arial" w:cs="Arial"/>
-          <w:sz w:val="22"/>
-          <w:szCs w:val="22"/>
-        </w:rPr>
-        <w:t xml:space="preserve"> </w:t>
-      </w:r>
-      <w:r>
-        <w:rPr>
-          <w:rFonts w:ascii="Arial" w:hAnsi="Arial" w:cs="Arial"/>
-          <w:sz w:val="22"/>
-          <w:szCs w:val="22"/>
-        </w:rPr>
-        <w:t>Ao julgar, t</w:t>
-      </w:r>
-      <w:r>
-        <w:rPr>
-          <w:rFonts w:ascii="Arial" w:hAnsi="Arial" w:cs="Arial"/>
-          <w:sz w:val="22"/>
-          <w:szCs w:val="22"/>
-        </w:rPr>
-        <w:t>ente não fazer comentários ou expressões não verbais que influenci</w:t>
-      </w:r>
-      <w:r>
-        <w:rPr>
-          <w:rFonts w:ascii="Arial" w:hAnsi="Arial" w:cs="Arial"/>
-          <w:sz w:val="22"/>
-          <w:szCs w:val="22"/>
-        </w:rPr>
-        <w:t>am</w:t>
-      </w:r>
-      <w:r>
-        <w:rPr>
-          <w:rFonts w:ascii="Arial" w:hAnsi="Arial" w:cs="Arial"/>
-          <w:sz w:val="22"/>
-          <w:szCs w:val="22"/>
-        </w:rPr>
-        <w:t xml:space="preserve"> o(s) outro(s) </w:t>
-      </w:r>
-      <w:r>
-        <w:rPr>
-          <w:rFonts w:ascii="Arial" w:hAnsi="Arial" w:cs="Arial"/>
-          <w:sz w:val="22"/>
-          <w:szCs w:val="22"/>
-        </w:rPr>
-        <w:t>P</w:t>
-      </w:r>
-      <w:r>
-        <w:rPr>
-          <w:rFonts w:ascii="Arial" w:hAnsi="Arial" w:cs="Arial"/>
-          <w:sz w:val="22"/>
-          <w:szCs w:val="22"/>
-        </w:rPr>
-        <w:t>roctor</w:t>
-      </w:r>
-      <w:r>
-        <w:rPr>
-          <w:rFonts w:ascii="Arial" w:hAnsi="Arial" w:cs="Arial"/>
-          <w:sz w:val="22"/>
-          <w:szCs w:val="22"/>
-        </w:rPr>
-        <w:t>(s).</w:t>
+        <w:t>Como Proctor, você pode usar as Diretrizes de Estilo, enquanto os Candidatos não. Use as Diretrizes de Estilo para se certificar de que você está descrevendo a hidromel versus as diretrizes atuais, não versus sua lembrança possivelmente defeituosa do estilo. Com exceção das Diretrizes de Estilo, você deve julgar os hidroméis com as mesmas informações dos Candidatos – apenas o estilo do hidromel, o nome da subcategoria, carbonatação, dulçor, força alcoólica, variedade de mel e ingredients especiais se houverem. Ao julgar, tente não fazer comentários ou expressões não verbais que influenciam o(s) outro(s) Proctor(s).</w:t>
+      </w:r>
+      <w:r>
+        <w:rPr>
+          <w:rFonts w:ascii="Arial" w:hAnsi="Arial" w:cs="Arial"/>
+          <w:sz w:val="22"/>
+          <w:szCs w:val="22"/>
+        </w:rPr>
+      </w:r>
+      <w:r>
+        <w:rPr>
+          <w:rFonts w:ascii="Arial" w:hAnsi="Arial" w:cs="Arial"/>
+          <w:sz w:val="22"/>
+          <w:szCs w:val="22"/>
+        </w:rPr>
+      </w:r>
+      <w:r>
+        <w:rPr>
+          <w:rFonts w:ascii="Arial" w:hAnsi="Arial" w:cs="Arial"/>
+          <w:sz w:val="22"/>
+          <w:szCs w:val="22"/>
+        </w:rPr>
+      </w:r>
+      <w:r>
+        <w:rPr>
+          <w:rFonts w:ascii="Arial" w:hAnsi="Arial" w:cs="Arial"/>
+          <w:sz w:val="22"/>
+          <w:szCs w:val="22"/>
+        </w:rPr>
+      </w:r>
+      <w:r>
+        <w:rPr>
+          <w:rFonts w:ascii="Arial" w:hAnsi="Arial" w:cs="Arial"/>
+          <w:sz w:val="22"/>
+          <w:szCs w:val="22"/>
+        </w:rPr>
+      </w:r>
+      <w:r>
+        <w:rPr>
+          <w:rFonts w:ascii="Arial" w:hAnsi="Arial" w:cs="Arial"/>
+          <w:sz w:val="22"/>
+          <w:szCs w:val="22"/>
+        </w:rPr>
+      </w:r>
+      <w:r>
+        <w:rPr>
+          <w:rFonts w:ascii="Arial" w:hAnsi="Arial" w:cs="Arial"/>
+          <w:sz w:val="22"/>
+          <w:szCs w:val="22"/>
+        </w:rPr>
+      </w:r>
+      <w:r>
+        <w:rPr>
+          <w:rFonts w:ascii="Arial" w:hAnsi="Arial" w:cs="Arial"/>
+          <w:sz w:val="22"/>
+          <w:szCs w:val="22"/>
+        </w:rPr>
+      </w:r>
+      <w:r>
+        <w:rPr>
+          <w:rFonts w:ascii="Arial" w:hAnsi="Arial" w:cs="Arial"/>
+          <w:sz w:val="22"/>
+          <w:szCs w:val="22"/>
+        </w:rPr>
+      </w:r>
+      <w:r>
+        <w:rPr>
+          <w:rFonts w:ascii="Arial" w:hAnsi="Arial" w:cs="Arial"/>
+          <w:sz w:val="22"/>
+          <w:szCs w:val="22"/>
+        </w:rPr>
+      </w:r>
+      <w:r>
+        <w:rPr>
+          <w:rFonts w:ascii="Arial" w:hAnsi="Arial" w:cs="Arial"/>
+          <w:sz w:val="22"/>
+          <w:szCs w:val="22"/>
+        </w:rPr>
+      </w:r>
+      <w:r>
+        <w:rPr>
+          <w:rFonts w:ascii="Arial" w:hAnsi="Arial" w:cs="Arial"/>
+          <w:sz w:val="22"/>
+          <w:szCs w:val="22"/>
+        </w:rPr>
+      </w:r>
+      <w:r>
+        <w:rPr>
+          <w:rFonts w:ascii="Arial" w:hAnsi="Arial" w:cs="Arial"/>
+          <w:sz w:val="22"/>
+          <w:szCs w:val="22"/>
+        </w:rPr>
+      </w:r>
+      <w:r>
+        <w:rPr>
+          <w:rFonts w:ascii="Arial" w:hAnsi="Arial" w:cs="Arial"/>
+          <w:sz w:val="22"/>
+          <w:szCs w:val="22"/>
+        </w:rPr>
+      </w:r>
+      <w:r>
+        <w:rPr>
+          <w:rFonts w:ascii="Arial" w:hAnsi="Arial" w:cs="Arial"/>
+          <w:sz w:val="22"/>
+          <w:szCs w:val="22"/>
+        </w:rPr>
+      </w:r>
+      <w:r>
+        <w:rPr>
+          <w:rFonts w:ascii="Arial" w:hAnsi="Arial" w:cs="Arial"/>
+          <w:sz w:val="22"/>
+          <w:szCs w:val="22"/>
+        </w:rPr>
+      </w:r>
+      <w:r>
+        <w:rPr>
+          <w:rFonts w:ascii="Arial" w:hAnsi="Arial" w:cs="Arial"/>
+          <w:sz w:val="22"/>
+          <w:szCs w:val="22"/>
+        </w:rPr>
+      </w:r>
+      <w:r>
+        <w:rPr>
+          <w:rFonts w:ascii="Arial" w:hAnsi="Arial" w:cs="Arial"/>
+          <w:sz w:val="22"/>
+          <w:szCs w:val="22"/>
+        </w:rPr>
+      </w:r>
+      <w:r>
+        <w:rPr>
+          <w:rFonts w:ascii="Arial" w:hAnsi="Arial" w:cs="Arial"/>
+          <w:sz w:val="22"/>
+          <w:szCs w:val="22"/>
+        </w:rPr>
+      </w:r>
+      <w:r>
+        <w:rPr>
+          <w:rFonts w:ascii="Arial" w:hAnsi="Arial" w:cs="Arial"/>
+          <w:sz w:val="22"/>
+          <w:szCs w:val="22"/>
+        </w:rPr>
+      </w:r>
+      <w:r>
+        <w:rPr>
+          <w:rFonts w:ascii="Arial" w:hAnsi="Arial" w:cs="Arial"/>
+          <w:sz w:val="22"/>
+          <w:szCs w:val="22"/>
+        </w:rPr>
+      </w:r>
+      <w:r>
+        <w:rPr>
+          <w:rFonts w:ascii="Arial" w:hAnsi="Arial" w:cs="Arial"/>
+          <w:sz w:val="22"/>
+          <w:szCs w:val="22"/>
+        </w:rPr>
+      </w:r>
+      <w:r>
+        <w:rPr>
+          <w:rFonts w:ascii="Arial" w:hAnsi="Arial" w:cs="Arial"/>
+          <w:sz w:val="22"/>
+          <w:szCs w:val="22"/>
+        </w:rPr>
+      </w:r>
+      <w:r>
+        <w:rPr>
+          <w:rFonts w:ascii="Arial" w:hAnsi="Arial" w:cs="Arial"/>
+          <w:sz w:val="22"/>
+          <w:szCs w:val="22"/>
+        </w:rPr>
+      </w:r>
+      <w:r>
+        <w:rPr>
+          <w:rFonts w:ascii="Arial" w:hAnsi="Arial" w:cs="Arial"/>
+          <w:sz w:val="22"/>
+          <w:szCs w:val="22"/>
+        </w:rPr>
+      </w:r>
+      <w:r>
+        <w:rPr>
+          <w:rFonts w:ascii="Arial" w:hAnsi="Arial" w:cs="Arial"/>
+          <w:sz w:val="22"/>
+          <w:szCs w:val="22"/>
+        </w:rPr>
+      </w:r>
+      <w:r>
+        <w:rPr>
+          <w:rFonts w:ascii="Arial" w:hAnsi="Arial" w:cs="Arial"/>
+          <w:sz w:val="22"/>
+          <w:szCs w:val="22"/>
+        </w:rPr>
+      </w:r>
+      <w:r>
+        <w:rPr>
+          <w:rFonts w:ascii="Arial" w:hAnsi="Arial" w:cs="Arial"/>
+          <w:sz w:val="22"/>
+          <w:szCs w:val="22"/>
+        </w:rPr>
+      </w:r>
+      <w:r>
+        <w:rPr>
+          <w:rFonts w:ascii="Arial" w:hAnsi="Arial" w:cs="Arial"/>
+          <w:sz w:val="22"/>
+          <w:szCs w:val="22"/>
+        </w:rPr>
+      </w:r>
+      <w:r>
+        <w:rPr>
+          <w:rFonts w:ascii="Arial" w:hAnsi="Arial" w:cs="Arial"/>
+          <w:sz w:val="22"/>
+          <w:szCs w:val="22"/>
+        </w:rPr>
+      </w:r>
+      <w:r>
+        <w:rPr>
+          <w:rFonts w:ascii="Arial" w:hAnsi="Arial" w:cs="Arial"/>
+          <w:sz w:val="22"/>
+          <w:szCs w:val="22"/>
+        </w:rPr>
+      </w:r>
+      <w:r>
+        <w:rPr>
+          <w:rFonts w:ascii="Arial" w:hAnsi="Arial" w:cs="Arial"/>
+          <w:sz w:val="22"/>
+          <w:szCs w:val="22"/>
+        </w:rPr>
+      </w:r>
+      <w:r>
+        <w:rPr>
+          <w:rFonts w:ascii="Arial" w:hAnsi="Arial" w:cs="Arial"/>
+          <w:sz w:val="22"/>
+          <w:szCs w:val="22"/>
+        </w:rPr>
+      </w:r>
+      <w:r>
+        <w:rPr>
+          <w:rFonts w:ascii="Arial" w:hAnsi="Arial" w:cs="Arial"/>
+          <w:sz w:val="22"/>
+          <w:szCs w:val="22"/>
+        </w:rPr>
+      </w:r>
+      <w:r>
+        <w:rPr>
+          <w:rFonts w:ascii="Arial" w:hAnsi="Arial" w:cs="Arial"/>
+          <w:sz w:val="22"/>
+          <w:szCs w:val="22"/>
+        </w:rPr>
+      </w:r>
+      <w:r>
+        <w:rPr>
+          <w:rFonts w:ascii="Arial" w:hAnsi="Arial" w:cs="Arial"/>
+          <w:sz w:val="22"/>
+          <w:szCs w:val="22"/>
+        </w:rPr>
+      </w:r>
+      <w:r>
+        <w:rPr>
+          <w:rFonts w:ascii="Arial" w:hAnsi="Arial" w:cs="Arial"/>
+          <w:sz w:val="22"/>
+          <w:szCs w:val="22"/>
+        </w:rPr>
+      </w:r>
+      <w:r>
+        <w:rPr>
+          <w:rFonts w:ascii="Arial" w:hAnsi="Arial" w:cs="Arial"/>
+          <w:sz w:val="22"/>
+          <w:szCs w:val="22"/>
+        </w:rPr>
+      </w:r>
+      <w:r>
+        <w:rPr>
+          <w:rFonts w:ascii="Arial" w:hAnsi="Arial" w:cs="Arial"/>
+          <w:sz w:val="22"/>
+          <w:szCs w:val="22"/>
+        </w:rPr>
+      </w:r>
+      <w:r>
+        <w:rPr>
+          <w:rFonts w:ascii="Arial" w:hAnsi="Arial" w:cs="Arial"/>
+          <w:sz w:val="22"/>
+          <w:szCs w:val="22"/>
+        </w:rPr>
+      </w:r>
+      <w:r>
+        <w:rPr>
+          <w:rFonts w:ascii="Arial" w:hAnsi="Arial" w:cs="Arial"/>
+          <w:sz w:val="22"/>
+          <w:szCs w:val="22"/>
+        </w:rPr>
+      </w:r>
+      <w:r>
+        <w:rPr>
+          <w:rFonts w:ascii="Arial" w:hAnsi="Arial" w:cs="Arial"/>
+          <w:sz w:val="22"/>
+          <w:szCs w:val="22"/>
+        </w:rPr>
+      </w:r>
+      <w:r>
+        <w:rPr>
+          <w:rFonts w:ascii="Arial" w:hAnsi="Arial" w:cs="Arial"/>
+          <w:sz w:val="22"/>
+          <w:szCs w:val="22"/>
+        </w:rPr>
+      </w:r>
+      <w:r>
+        <w:rPr>
+          <w:rFonts w:ascii="Arial" w:hAnsi="Arial" w:cs="Arial"/>
+          <w:sz w:val="22"/>
+          <w:szCs w:val="22"/>
+        </w:rPr>
+      </w:r>
+      <w:r>
+        <w:rPr>
+          <w:rFonts w:ascii="Arial" w:hAnsi="Arial" w:cs="Arial"/>
+          <w:sz w:val="22"/>
+          <w:szCs w:val="22"/>
+        </w:rPr>
+      </w:r>
+      <w:r>
+        <w:rPr>
+          <w:rFonts w:ascii="Arial" w:hAnsi="Arial" w:cs="Arial"/>
+          <w:sz w:val="22"/>
+          <w:szCs w:val="22"/>
+        </w:rPr>
+      </w:r>
+      <w:r>
+        <w:rPr>
+          <w:rFonts w:ascii="Arial" w:hAnsi="Arial" w:cs="Arial"/>
+          <w:sz w:val="22"/>
+          <w:szCs w:val="22"/>
+        </w:rPr>
       </w:r>
     </w:p>
     <w:p>

--- a/hidromel/exame-julgamento/Mead-proctor-instructions-pt-br-1.docx
+++ b/hidromel/exame-julgamento/Mead-proctor-instructions-pt-br-1.docx
@@ -73,239 +73,210 @@
           <w:sz w:val="22"/>
           <w:szCs w:val="22"/>
         </w:rPr>
-        <w:t xml:space="preserve">Seu objetivo como </w:t>
-      </w:r>
-      <w:r>
-        <w:rPr>
-          <w:rFonts w:ascii="Arial" w:hAnsi="Arial" w:cs="Arial"/>
-          <w:sz w:val="22"/>
-          <w:szCs w:val="22"/>
-        </w:rPr>
-        <w:t>Proctor</w:t>
-      </w:r>
-      <w:r>
-        <w:rPr>
-          <w:rFonts w:ascii="Arial" w:hAnsi="Arial" w:cs="Arial"/>
-          <w:sz w:val="22"/>
-          <w:szCs w:val="22"/>
-        </w:rPr>
-        <w:t xml:space="preserve"> do exame </w:t>
-      </w:r>
-      <w:r>
-        <w:rPr>
-          <w:rFonts w:ascii="Arial" w:hAnsi="Arial" w:cs="Arial"/>
-          <w:sz w:val="22"/>
-          <w:szCs w:val="22"/>
-        </w:rPr>
-        <w:t xml:space="preserve">do </w:t>
-      </w:r>
-      <w:r>
-        <w:rPr>
-          <w:rFonts w:ascii="Arial" w:hAnsi="Arial" w:cs="Arial"/>
-          <w:sz w:val="22"/>
-          <w:szCs w:val="22"/>
-        </w:rPr>
-        <w:t>BJCP é ser os olhos, nariz e palato dos</w:t>
-      </w:r>
-      <w:r>
-        <w:rPr>
-          <w:rFonts w:ascii="Arial" w:hAnsi="Arial" w:cs="Arial"/>
-          <w:sz w:val="22"/>
-          <w:szCs w:val="22"/>
-        </w:rPr>
-        <w:t xml:space="preserve"> corretores</w:t>
-      </w:r>
-      <w:r>
-        <w:rPr>
-          <w:rFonts w:ascii="Arial" w:hAnsi="Arial" w:cs="Arial"/>
-          <w:sz w:val="22"/>
-          <w:szCs w:val="22"/>
-        </w:rPr>
-        <w:t xml:space="preserve"> do exame que avaliarão os </w:t>
-      </w:r>
-      <w:r>
-        <w:rPr>
-          <w:rFonts w:ascii="Arial" w:hAnsi="Arial" w:cs="Arial"/>
-          <w:sz w:val="22"/>
-          <w:szCs w:val="22"/>
-        </w:rPr>
-        <w:t>Candidatos</w:t>
-      </w:r>
-      <w:r>
-        <w:rPr>
-          <w:rFonts w:ascii="Arial" w:hAnsi="Arial" w:cs="Arial"/>
-          <w:sz w:val="22"/>
-          <w:szCs w:val="22"/>
-        </w:rPr>
-        <w:t xml:space="preserve"> usando </w:t>
-      </w:r>
-      <w:r>
-        <w:rPr>
-          <w:rFonts w:ascii="Arial" w:hAnsi="Arial" w:cs="Arial"/>
-          <w:sz w:val="22"/>
-          <w:szCs w:val="22"/>
-        </w:rPr>
-        <w:t xml:space="preserve">a </w:t>
-      </w:r>
-      <w:r>
-        <w:rPr>
-          <w:rFonts w:ascii="Arial" w:hAnsi="Arial" w:cs="Arial"/>
-          <w:sz w:val="22"/>
-          <w:szCs w:val="22"/>
-        </w:rPr>
-        <w:t xml:space="preserve">sua percepção das sidras do exame. Embora você deva sempre se esforçar para gerar </w:t>
-      </w:r>
-      <w:r>
-        <w:rPr>
-          <w:rFonts w:ascii="Arial" w:hAnsi="Arial" w:cs="Arial"/>
-          <w:sz w:val="22"/>
-          <w:szCs w:val="22"/>
-        </w:rPr>
-        <w:t>súmulas</w:t>
-      </w:r>
-      <w:r>
-        <w:rPr>
-          <w:rFonts w:ascii="Arial" w:hAnsi="Arial" w:cs="Arial"/>
-          <w:sz w:val="22"/>
-          <w:szCs w:val="22"/>
-        </w:rPr>
-        <w:t xml:space="preserve"> de pontuação adequadas e completas, é especialmente importante quando você é </w:t>
-      </w:r>
-      <w:r>
-        <w:rPr>
-          <w:rFonts w:ascii="Arial" w:hAnsi="Arial" w:cs="Arial"/>
-          <w:sz w:val="22"/>
-          <w:szCs w:val="22"/>
-        </w:rPr>
-        <w:t>proctor</w:t>
-      </w:r>
-      <w:r>
-        <w:rPr>
-          <w:rFonts w:ascii="Arial" w:hAnsi="Arial" w:cs="Arial"/>
-          <w:sz w:val="22"/>
-          <w:szCs w:val="22"/>
-        </w:rPr>
-        <w:t xml:space="preserve"> de um exame, pois os </w:t>
-      </w:r>
-      <w:r>
-        <w:rPr>
-          <w:rFonts w:ascii="Arial" w:hAnsi="Arial" w:cs="Arial"/>
-          <w:sz w:val="22"/>
-          <w:szCs w:val="22"/>
-        </w:rPr>
-        <w:t>corretores</w:t>
-      </w:r>
-      <w:r>
-        <w:rPr>
-          <w:rFonts w:ascii="Arial" w:hAnsi="Arial" w:cs="Arial"/>
-          <w:sz w:val="22"/>
-          <w:szCs w:val="22"/>
-        </w:rPr>
-        <w:t xml:space="preserve"> não poderão avaliar a sidra para a qual você e os </w:t>
-      </w:r>
-      <w:r>
-        <w:rPr>
-          <w:rFonts w:ascii="Arial" w:hAnsi="Arial" w:cs="Arial"/>
-          <w:sz w:val="22"/>
-          <w:szCs w:val="22"/>
-        </w:rPr>
-        <w:t>Candidatos</w:t>
-      </w:r>
-      <w:r>
-        <w:rPr>
-          <w:rFonts w:ascii="Arial" w:hAnsi="Arial" w:cs="Arial"/>
-          <w:sz w:val="22"/>
-          <w:szCs w:val="22"/>
-        </w:rPr>
-        <w:t xml:space="preserve"> estão escrevendo </w:t>
-      </w:r>
-      <w:r>
-        <w:rPr>
-          <w:rFonts w:ascii="Arial" w:hAnsi="Arial" w:cs="Arial"/>
-          <w:sz w:val="22"/>
-          <w:szCs w:val="22"/>
-        </w:rPr>
-        <w:t>súmulas</w:t>
-      </w:r>
-      <w:r>
-        <w:rPr>
-          <w:rFonts w:ascii="Arial" w:hAnsi="Arial" w:cs="Arial"/>
-          <w:sz w:val="22"/>
-          <w:szCs w:val="22"/>
-        </w:rPr>
-        <w:t xml:space="preserve"> de </w:t>
-      </w:r>
-      <w:r>
-        <w:rPr>
-          <w:rFonts w:ascii="Arial" w:hAnsi="Arial" w:cs="Arial"/>
-          <w:sz w:val="22"/>
-          <w:szCs w:val="22"/>
-        </w:rPr>
-        <w:t>avaliação</w:t>
-      </w:r>
-      <w:r>
-        <w:rPr>
-          <w:rFonts w:ascii="Arial" w:hAnsi="Arial" w:cs="Arial"/>
-          <w:sz w:val="22"/>
-          <w:szCs w:val="22"/>
-        </w:rPr>
-        <w:t xml:space="preserve">. Fazer um trabalho ruim nas </w:t>
-      </w:r>
-      <w:r>
-        <w:rPr>
-          <w:rFonts w:ascii="Arial" w:hAnsi="Arial" w:cs="Arial"/>
-          <w:sz w:val="22"/>
-          <w:szCs w:val="22"/>
-        </w:rPr>
-        <w:t>súmulas</w:t>
-      </w:r>
-      <w:r>
-        <w:rPr>
-          <w:rFonts w:ascii="Arial" w:hAnsi="Arial" w:cs="Arial"/>
-          <w:sz w:val="22"/>
-          <w:szCs w:val="22"/>
-        </w:rPr>
-        <w:t xml:space="preserve"> </w:t>
-      </w:r>
-      <w:r>
-        <w:rPr>
-          <w:rFonts w:ascii="Arial" w:hAnsi="Arial" w:cs="Arial"/>
-          <w:sz w:val="22"/>
-          <w:szCs w:val="22"/>
-        </w:rPr>
-        <w:t>de Proctor</w:t>
-      </w:r>
-      <w:r>
-        <w:rPr>
-          <w:rFonts w:ascii="Arial" w:hAnsi="Arial" w:cs="Arial"/>
-          <w:sz w:val="22"/>
-          <w:szCs w:val="22"/>
-        </w:rPr>
-        <w:t xml:space="preserve"> é um desserviço </w:t>
-      </w:r>
-      <w:r>
-        <w:rPr>
-          <w:rFonts w:ascii="Arial" w:hAnsi="Arial" w:cs="Arial"/>
-          <w:sz w:val="22"/>
-          <w:szCs w:val="22"/>
-        </w:rPr>
-        <w:t>à</w:t>
-      </w:r>
-      <w:r>
-        <w:rPr>
-          <w:rFonts w:ascii="Arial" w:hAnsi="Arial" w:cs="Arial"/>
-          <w:sz w:val="22"/>
-          <w:szCs w:val="22"/>
-        </w:rPr>
-        <w:t xml:space="preserve"> todos que fazem o exame com você</w:t>
-      </w:r>
-      <w:r>
-        <w:rPr>
-          <w:rFonts w:ascii="Arial" w:hAnsi="Arial" w:cs="Arial"/>
-          <w:sz w:val="22"/>
-          <w:szCs w:val="22"/>
-        </w:rPr>
-        <w:t>.</w:t>
+        <w:t>Seu objetivo como Proctor do exame do BJCP é ser os olhos, nariz e palato dos corretores do exame que avaliarão os Candidatos usando a sua percepção dos hidroméis do exame. Embora você deva sempre se esforçar para gerar súmulas de pontuação adequadas e completas, é especialmente importante quando você é proctor de um exame, pois os corretores não poderão avaliar o hidromel para o qual você e os Candidatos estão escrevendo súmulas de avaliação. Fazer um trabalho ruim nas súmulas de Proctor é um desserviço à todos que fazem o exame com você.</w:t>
+      </w:r>
+      <w:r>
+        <w:rPr>
+          <w:rFonts w:ascii="Arial" w:hAnsi="Arial" w:cs="Arial"/>
+          <w:sz w:val="22"/>
+          <w:szCs w:val="22"/>
+        </w:rPr>
+      </w:r>
+      <w:r>
+        <w:rPr>
+          <w:rFonts w:ascii="Arial" w:hAnsi="Arial" w:cs="Arial"/>
+          <w:sz w:val="22"/>
+          <w:szCs w:val="22"/>
+        </w:rPr>
+      </w:r>
+      <w:r>
+        <w:rPr>
+          <w:rFonts w:ascii="Arial" w:hAnsi="Arial" w:cs="Arial"/>
+          <w:sz w:val="22"/>
+          <w:szCs w:val="22"/>
+        </w:rPr>
+      </w:r>
+      <w:r>
+        <w:rPr>
+          <w:rFonts w:ascii="Arial" w:hAnsi="Arial" w:cs="Arial"/>
+          <w:sz w:val="22"/>
+          <w:szCs w:val="22"/>
+        </w:rPr>
+      </w:r>
+      <w:r>
+        <w:rPr>
+          <w:rFonts w:ascii="Arial" w:hAnsi="Arial" w:cs="Arial"/>
+          <w:sz w:val="22"/>
+          <w:szCs w:val="22"/>
+        </w:rPr>
+      </w:r>
+      <w:r>
+        <w:rPr>
+          <w:rFonts w:ascii="Arial" w:hAnsi="Arial" w:cs="Arial"/>
+          <w:sz w:val="22"/>
+          <w:szCs w:val="22"/>
+        </w:rPr>
+      </w:r>
+      <w:r>
+        <w:rPr>
+          <w:rFonts w:ascii="Arial" w:hAnsi="Arial" w:cs="Arial"/>
+          <w:sz w:val="22"/>
+          <w:szCs w:val="22"/>
+        </w:rPr>
+      </w:r>
+      <w:r>
+        <w:rPr>
+          <w:rFonts w:ascii="Arial" w:hAnsi="Arial" w:cs="Arial"/>
+          <w:sz w:val="22"/>
+          <w:szCs w:val="22"/>
+        </w:rPr>
+      </w:r>
+      <w:r>
+        <w:rPr>
+          <w:rFonts w:ascii="Arial" w:hAnsi="Arial" w:cs="Arial"/>
+          <w:sz w:val="22"/>
+          <w:szCs w:val="22"/>
+        </w:rPr>
+      </w:r>
+      <w:r>
+        <w:rPr>
+          <w:rFonts w:ascii="Arial" w:hAnsi="Arial" w:cs="Arial"/>
+          <w:sz w:val="22"/>
+          <w:szCs w:val="22"/>
+        </w:rPr>
+      </w:r>
+      <w:r>
+        <w:rPr>
+          <w:rFonts w:ascii="Arial" w:hAnsi="Arial" w:cs="Arial"/>
+          <w:sz w:val="22"/>
+          <w:szCs w:val="22"/>
+        </w:rPr>
+      </w:r>
+      <w:r>
+        <w:rPr>
+          <w:rFonts w:ascii="Arial" w:hAnsi="Arial" w:cs="Arial"/>
+          <w:sz w:val="22"/>
+          <w:szCs w:val="22"/>
+        </w:rPr>
+      </w:r>
+      <w:r>
+        <w:rPr>
+          <w:rFonts w:ascii="Arial" w:hAnsi="Arial" w:cs="Arial"/>
+          <w:sz w:val="22"/>
+          <w:szCs w:val="22"/>
+        </w:rPr>
+      </w:r>
+      <w:r>
+        <w:rPr>
+          <w:rFonts w:ascii="Arial" w:hAnsi="Arial" w:cs="Arial"/>
+          <w:sz w:val="22"/>
+          <w:szCs w:val="22"/>
+        </w:rPr>
+      </w:r>
+      <w:r>
+        <w:rPr>
+          <w:rFonts w:ascii="Arial" w:hAnsi="Arial" w:cs="Arial"/>
+          <w:sz w:val="22"/>
+          <w:szCs w:val="22"/>
+        </w:rPr>
+      </w:r>
+      <w:r>
+        <w:rPr>
+          <w:rFonts w:ascii="Arial" w:hAnsi="Arial" w:cs="Arial"/>
+          <w:sz w:val="22"/>
+          <w:szCs w:val="22"/>
+        </w:rPr>
+      </w:r>
+      <w:r>
+        <w:rPr>
+          <w:rFonts w:ascii="Arial" w:hAnsi="Arial" w:cs="Arial"/>
+          <w:sz w:val="22"/>
+          <w:szCs w:val="22"/>
+        </w:rPr>
+      </w:r>
+      <w:r>
+        <w:rPr>
+          <w:rFonts w:ascii="Arial" w:hAnsi="Arial" w:cs="Arial"/>
+          <w:sz w:val="22"/>
+          <w:szCs w:val="22"/>
+        </w:rPr>
+      </w:r>
+      <w:r>
+        <w:rPr>
+          <w:rFonts w:ascii="Arial" w:hAnsi="Arial" w:cs="Arial"/>
+          <w:sz w:val="22"/>
+          <w:szCs w:val="22"/>
+        </w:rPr>
+      </w:r>
+      <w:r>
+        <w:rPr>
+          <w:rFonts w:ascii="Arial" w:hAnsi="Arial" w:cs="Arial"/>
+          <w:sz w:val="22"/>
+          <w:szCs w:val="22"/>
+        </w:rPr>
+      </w:r>
+      <w:r>
+        <w:rPr>
+          <w:rFonts w:ascii="Arial" w:hAnsi="Arial" w:cs="Arial"/>
+          <w:sz w:val="22"/>
+          <w:szCs w:val="22"/>
+        </w:rPr>
+      </w:r>
+      <w:r>
+        <w:rPr>
+          <w:rFonts w:ascii="Arial" w:hAnsi="Arial" w:cs="Arial"/>
+          <w:sz w:val="22"/>
+          <w:szCs w:val="22"/>
+        </w:rPr>
+      </w:r>
+      <w:r>
+        <w:rPr>
+          <w:rFonts w:ascii="Arial" w:hAnsi="Arial" w:cs="Arial"/>
+          <w:sz w:val="22"/>
+          <w:szCs w:val="22"/>
+        </w:rPr>
+      </w:r>
+      <w:r>
+        <w:rPr>
+          <w:rFonts w:ascii="Arial" w:hAnsi="Arial" w:cs="Arial"/>
+          <w:sz w:val="22"/>
+          <w:szCs w:val="22"/>
+        </w:rPr>
+      </w:r>
+      <w:r>
+        <w:rPr>
+          <w:rFonts w:ascii="Arial" w:hAnsi="Arial" w:cs="Arial"/>
+          <w:sz w:val="22"/>
+          <w:szCs w:val="22"/>
+        </w:rPr>
+      </w:r>
+      <w:r>
+        <w:rPr>
+          <w:rFonts w:ascii="Arial" w:hAnsi="Arial" w:cs="Arial"/>
+          <w:sz w:val="22"/>
+          <w:szCs w:val="22"/>
+        </w:rPr>
+      </w:r>
+      <w:r>
+        <w:rPr>
+          <w:rFonts w:ascii="Arial" w:hAnsi="Arial" w:cs="Arial"/>
+          <w:sz w:val="22"/>
+          <w:szCs w:val="22"/>
+        </w:rPr>
+      </w:r>
+      <w:r>
+        <w:rPr>
+          <w:rFonts w:ascii="Arial" w:hAnsi="Arial" w:cs="Arial"/>
+          <w:sz w:val="22"/>
+          <w:szCs w:val="22"/>
+        </w:rPr>
+      </w:r>
+      <w:r>
+        <w:rPr>
+          <w:rFonts w:ascii="Arial" w:hAnsi="Arial" w:cs="Arial"/>
+          <w:sz w:val="22"/>
+          <w:szCs w:val="22"/>
+        </w:rPr>
       </w:r>
     </w:p>
     <w:p>
